--- a/docs/Translator_Declaration_Form.docx
+++ b/docs/Translator_Declaration_Form.docx
@@ -39,11 +39,9 @@
       <w:pPr>
         <w:spacing w:line="360" w:lineRule="auto"/>
       </w:pPr>
-      <w:proofErr w:type="gramStart"/>
       <w:r>
         <w:t>RSRB#:</w:t>
       </w:r>
-      <w:proofErr w:type="gramEnd"/>
       <w:r>
         <w:t xml:space="preserve"> </w:t>
       </w:r>
@@ -122,13 +120,8 @@
         <w:t xml:space="preserve">Below I have listed the names of the document(s) I have </w:t>
       </w:r>
       <w:r>
-        <w:t>translated.  Attached are copy(</w:t>
-      </w:r>
-      <w:proofErr w:type="spellStart"/>
-      <w:r>
-        <w:t>ies</w:t>
-      </w:r>
-      <w:proofErr w:type="spellEnd"/>
+        <w:t>translated.  Attached are copy(ies</w:t>
+      </w:r>
       <w:r>
         <w:t>) of the original English document(s):</w:t>
       </w:r>
@@ -141,6 +134,9 @@
         </w:numPr>
         <w:spacing w:line="360" w:lineRule="auto"/>
       </w:pPr>
+      <w:r>
+        <w:t>Information Sheet — Informational Comparisons Study</w:t>
+      </w:r>
     </w:p>
     <w:p>
       <w:pPr>
@@ -150,15 +146,9 @@
         </w:numPr>
         <w:spacing w:line="360" w:lineRule="auto"/>
       </w:pPr>
-    </w:p>
-    <w:p>
-      <w:pPr>
-        <w:numPr>
-          <w:ilvl w:val="0"/>
-          <w:numId w:val="1"/>
-        </w:numPr>
-        <w:spacing w:line="360" w:lineRule="auto"/>
-      </w:pPr>
+      <w:r>
+        <w:t>Survey Instrument — Informational Comparisons Study</w:t>
+      </w:r>
     </w:p>
     <w:p>
       <w:pPr>
@@ -172,43 +162,44 @@
       <w:r>
         <w:t>Translator’s Name (Print)</w:t>
       </w:r>
-      <w:proofErr w:type="gramStart"/>
+      <w:r>
+        <w:t>: Adam</w:t>
+      </w:r>
+      <w:r>
+        <w:t xml:space="preserve"> Roberts</w:t>
+      </w:r>
+    </w:p>
+    <w:p>
+      <w:pPr>
+        <w:spacing w:line="360" w:lineRule="auto"/>
+      </w:pPr>
+      <w:r>
+        <w:t xml:space="preserve">Name of Translation Service: </w:t>
+      </w:r>
+      <w:r>
+        <w:t>NA</w:t>
+      </w:r>
+    </w:p>
+    <w:p>
+      <w:pPr>
+        <w:spacing w:line="360" w:lineRule="auto"/>
+      </w:pPr>
+      <w:r>
+        <w:t xml:space="preserve">Address:  </w:t>
+      </w:r>
+    </w:p>
+    <w:p>
+      <w:pPr>
+        <w:spacing w:line="360" w:lineRule="auto"/>
+      </w:pPr>
+      <w:r>
+        <w:t>Phone #</w:t>
+      </w:r>
       <w:r>
         <w:t xml:space="preserve">:  </w:t>
       </w:r>
       <w:r>
-        <w:t>Adam</w:t>
-      </w:r>
-      <w:proofErr w:type="gramEnd"/>
-      <w:r>
-        <w:t xml:space="preserve"> Roberts</w:t>
-      </w:r>
-    </w:p>
-    <w:p>
-      <w:pPr>
-        <w:spacing w:line="360" w:lineRule="auto"/>
-      </w:pPr>
-      <w:r>
-        <w:t xml:space="preserve">Name of Translation Service: </w:t>
-      </w:r>
-    </w:p>
-    <w:p>
-      <w:pPr>
-        <w:spacing w:line="360" w:lineRule="auto"/>
-      </w:pPr>
-      <w:r>
-        <w:t xml:space="preserve">Address:  </w:t>
-      </w:r>
-    </w:p>
-    <w:p>
-      <w:pPr>
-        <w:spacing w:line="360" w:lineRule="auto"/>
-      </w:pPr>
-      <w:r>
-        <w:t>Phone #</w:t>
-      </w:r>
-      <w:r>
-        <w:t xml:space="preserve">:  </w:t>
+        <w:t>435-704-7675</w:t>
       </w:r>
     </w:p>
     <w:p>
@@ -226,6 +217,9 @@
       <w:r>
         <w:t xml:space="preserve">E-mail:  </w:t>
       </w:r>
+      <w:r>
+        <w:t>arober48@ur.rochester.edu</w:t>
+      </w:r>
     </w:p>
     <w:p>
       <w:pPr>
@@ -249,7 +243,7 @@
         <w:tab/>
       </w:r>
       <w:r>
-        <w:t>_________________</w:t>
+        <w:t>___________</w:t>
       </w:r>
     </w:p>
     <w:p>
@@ -279,6 +273,9 @@
       </w:r>
       <w:r>
         <w:t>Date</w:t>
+      </w:r>
+      <w:r>
+        <w:t>: 3/31/2026</w:t>
       </w:r>
     </w:p>
     <w:p/>
